--- a/public/downloads/lb-coxs-bazar-coordinator-guide.docx
+++ b/public/downloads/lb-coxs-bazar-coordinator-guide.docx
@@ -968,7 +968,7 @@
                 <w:sz w:val="19"/>
                 <w:szCs w:val="19"/>
               </w:rPr>
-              <w:t xml:space="preserve">Remote technical consultant. Contextualises the curriculum, supplies ready-made offline resources, trains your master educators and you (the coordinator), supports the Week-6 assessment, and moderates the final judgements. Amala does not train facilitators directly and does not deliver in the camps.</w:t>
+              <w:t xml:space="preserve">Remote technical consultant. Contextualises the curriculum, supplies ready-made offline resources, trains your master educators and you (the coordinator), and moderates the moderators: after each assessment point, every master educator brings a case to a call with Amala. Amala does not train facilitators directly and does not deliver in the camps.</w:t>
             </w:r>
           </w:p>
         </w:tc>
@@ -1074,7 +1074,7 @@
                 <w:sz w:val="19"/>
                 <w:szCs w:val="19"/>
               </w:rPr>
-              <w:t xml:space="preserve">Your own experienced educators, qualified by Amala to train. They induct the facilitators before a cohort starts, using the Trainer Guide. Two of them can cover a cohort.</w:t>
+              <w:t xml:space="preserve">Your own experienced educators, qualified by Amala to train. They induct the facilitators before a cohort starts, using the Trainer Guide, and they run moderation with those facilitators at Week 6 and Week 12, using the Moderation Guide. Two of them can cover a cohort.</w:t>
             </w:r>
           </w:p>
         </w:tc>
@@ -2555,7 +2555,7 @@
                 <w:sz w:val="19"/>
                 <w:szCs w:val="19"/>
               </w:rPr>
-              <w:t xml:space="preserve">Supported (formative) assessment. Educators make a first, provisional judgement of each learner against the Proficiency Scale - with Amala’s support and calibration. This is a rehearsal and a checkpoint, not the final grade.</w:t>
+              <w:t xml:space="preserve">Supported (formative) assessment. Educators make a first, provisional judgement of each learner against the Proficiency Scale. Then moderation: each master educator runs a session where every facilitator brings one case, and each master educator brings one case of their own to a call with Amala. This is a rehearsal and a checkpoint, not the final grade.</w:t>
             </w:r>
           </w:p>
         </w:tc>
@@ -2767,7 +2767,7 @@
                 <w:sz w:val="19"/>
                 <w:szCs w:val="19"/>
               </w:rPr>
-              <w:t xml:space="preserve">Amala moderation. Amala reviews a sample of judgements against the evidence to confirm they are consistent and fair, and the readiness decision is confirmed.</w:t>
+              <w:t xml:space="preserve">Moderation, as at Week 6 - a session with the master educator, one case per facilitator, then each master educator’s case to Amala. Results are confirmed, and the readiness decision made, only once every recheck is in.</w:t>
             </w:r>
           </w:p>
         </w:tc>
@@ -2824,7 +2824,7 @@
                 <w:sz w:val="21"/>
                 <w:szCs w:val="21"/>
               </w:rPr>
-              <w:t xml:space="preserve">Week 6 - supported assessment: a first, provisional judgement, made with Amala’s support. A checkpoint and a rehearsal.</w:t>
+              <w:t xml:space="preserve">Week 6 - supported assessment: a first, provisional judgement, then moderation with the master educators, who each take a case to Amala. A checkpoint and a rehearsal.</w:t>
             </w:r>
           </w:p>
           <w:p>
@@ -2836,7 +2836,7 @@
                 <w:sz w:val="21"/>
                 <w:szCs w:val="21"/>
               </w:rPr>
-              <w:t xml:space="preserve">Week 12 - final assessment: the educators’ final judgement of the two competencies, which Amala then moderates.</w:t>
+              <w:t xml:space="preserve">Week 12 - final assessment: the educators’ final judgement of the two competencies, moderated the same way before any result is confirmed.</w:t>
             </w:r>
           </w:p>
         </w:tc>
@@ -3270,7 +3270,7 @@
           <w:sz w:val="22"/>
           <w:szCs w:val="22"/>
         </w:rPr>
-        <w:t xml:space="preserve">Check each educator has the two assessment records (in Part 9 of their guide) copied, one per learner, and started.</w:t>
+        <w:t xml:space="preserve">Check each educator has two Competency Assessment Records per learner printed - one for Week 6, one for Week 12 - and is keeping a running note of evidence per learner.</w:t>
       </w:r>
     </w:p>
     <w:p>
@@ -3287,7 +3287,7 @@
           <w:sz w:val="22"/>
           <w:szCs w:val="22"/>
         </w:rPr>
-        <w:t xml:space="preserve">Schedule the Week-6 supported assessment with Amala, so educators make their first judgements with support and calibration.</w:t>
+        <w:t xml:space="preserve">Book both moderation rounds now: for Week 6 and for Week 12, a session for each master educator with their facilitators, and one call with Amala for all the master educators within a week of the sessions.</w:t>
       </w:r>
     </w:p>
     <w:p>
@@ -3304,7 +3304,7 @@
           <w:sz w:val="17"/>
           <w:szCs w:val="17"/>
         </w:rPr>
-        <w:t xml:space="preserve">BETWEEN WEEK 6 AND WEEK 12</w:t>
+        <w:t xml:space="preserve">AT WEEK 6, AND AGAIN AT WEEK 12</w:t>
       </w:r>
     </w:p>
     <w:p>
@@ -3321,7 +3321,58 @@
           <w:sz w:val="22"/>
           <w:szCs w:val="22"/>
         </w:rPr>
-        <w:t xml:space="preserve">Feed back what Week 6 surfaced: which learners need more evidence, where educators’ judgements were uncertain, which competency needs more attention in the second block.</w:t>
+        <w:t xml:space="preserve">Educators make their judgement of each learner in the two competencies against the Proficiency Scale, and complete the records.</w:t>
+      </w:r>
+    </w:p>
+    <w:p>
+      <w:pPr>
+        <w:pStyle w:val="ListParagraph"/>
+        <w:numPr>
+          <w:ilvl w:val="0"/>
+          <w:numId w:val="1"/>
+        </w:numPr>
+        <w:spacing w:after="80" w:line="300"/>
+      </w:pPr>
+      <w:r>
+        <w:rPr>
+          <w:sz w:val="22"/>
+          <w:szCs w:val="22"/>
+        </w:rPr>
+        <w:t xml:space="preserve">Check every facilitator arrives at moderation with ONE case - the judgement they were least sure of - on the case sheet in Part 9B of their guide, with the evidence.</w:t>
+      </w:r>
+    </w:p>
+    <w:p>
+      <w:pPr>
+        <w:pStyle w:val="ListParagraph"/>
+        <w:numPr>
+          <w:ilvl w:val="0"/>
+          <w:numId w:val="1"/>
+        </w:numPr>
+        <w:spacing w:after="80" w:line="300"/>
+      </w:pPr>
+      <w:r>
+        <w:rPr>
+          <w:sz w:val="22"/>
+          <w:szCs w:val="22"/>
+        </w:rPr>
+        <w:t xml:space="preserve">Make sure each master educator’s photographed evidence and moderation record reach Amala at least two days before the call.</w:t>
+      </w:r>
+    </w:p>
+    <w:p>
+      <w:pPr>
+        <w:pStyle w:val="ListParagraph"/>
+        <w:numPr>
+          <w:ilvl w:val="0"/>
+          <w:numId w:val="1"/>
+        </w:numPr>
+        <w:spacing w:after="80" w:line="300"/>
+      </w:pPr>
+      <w:r>
+        <w:rPr>
+          <w:sz w:val="22"/>
+          <w:szCs w:val="22"/>
+        </w:rPr>
+        <w:t xml:space="preserve">Collect the rechecks. Hold results until every recheck from the sessions and from the Amala call is in, then confirm them. At Week 12, that is when the readiness decision is made - not before.</w:t>
       </w:r>
     </w:p>
     <w:p>
@@ -3338,7 +3389,7 @@
           <w:sz w:val="17"/>
           <w:szCs w:val="17"/>
         </w:rPr>
-        <w:t xml:space="preserve">AT WEEK 12</w:t>
+        <w:t xml:space="preserve">BETWEEN WEEK 6 AND WEEK 12</w:t>
       </w:r>
     </w:p>
     <w:p>
@@ -3355,24 +3406,519 @@
           <w:sz w:val="22"/>
           <w:szCs w:val="22"/>
         </w:rPr>
-        <w:t xml:space="preserve">Educators make their final judgement of each learner in the two competencies against the Proficiency Scale. Collect the judgements and the evidence behind them.</w:t>
-      </w:r>
-    </w:p>
-    <w:p>
-      <w:pPr>
-        <w:pStyle w:val="ListParagraph"/>
-        <w:numPr>
-          <w:ilvl w:val="0"/>
-          <w:numId w:val="1"/>
-        </w:numPr>
-        <w:spacing w:after="80" w:line="300"/>
+        <w:t xml:space="preserve">Feed back what Week 6 surfaced: which learners need more evidence, where facilitators’ judgements were uncertain or changed at moderation, which competency needs more attention in the second block.</w:t>
+      </w:r>
+    </w:p>
+    <w:p>
+      <w:pPr>
+        <w:pStyle w:val="Heading2"/>
+        <w:keepNext/>
+        <w:spacing w:after="100" w:before="280"/>
+      </w:pPr>
+      <w:r>
+        <w:rPr>
+          <w:b/>
+          <w:bCs/>
+          <w:color w:val="7A3B69"/>
+          <w:sz w:val="28"/>
+          <w:szCs w:val="28"/>
+        </w:rPr>
+        <w:t xml:space="preserve">How moderation works</w:t>
+      </w:r>
+    </w:p>
+    <w:p>
+      <w:pPr>
+        <w:spacing w:after="140" w:before="0" w:line="300"/>
       </w:pPr>
       <w:r>
         <w:rPr>
           <w:sz w:val="22"/>
           <w:szCs w:val="22"/>
         </w:rPr>
-        <w:t xml:space="preserve">Hand a sample to Amala for moderation - a case-based review that confirms judgements are consistent and fair before the readiness decision is confirmed.</w:t>
+        <w:t xml:space="preserve">A judgement is only fair if it is consistent: the same evidence should earn the same level whoever assessed it. Moderation is how this programme makes that true, and it is case-based. Each master educator runs a moderation session with the facilitators they look after. Every facilitator brings one case - one learner, one competency, one judgement, with the evidence behind it - and the group judges it blind against the Proficiency Scale before hearing the facilitator's level. Then each master educator brings one case of their own to Amala. That is how a standard Amala cannot hold in the room is still held.</w:t>
+      </w:r>
+    </w:p>
+    <w:tbl>
+      <w:tblPr>
+        <w:tblW w:type="pct" w:w="100%"/>
+        <w:tblBorders>
+          <w:top w:val="single" w:color="B9B3A6" w:sz="2"/>
+          <w:left w:val="single" w:color="B9B3A6" w:sz="2"/>
+          <w:bottom w:val="single" w:color="B9B3A6" w:sz="2"/>
+          <w:right w:val="single" w:color="B9B3A6" w:sz="2"/>
+          <w:insideH w:val="single" w:color="B9B3A6" w:sz="2"/>
+          <w:insideV w:val="single" w:color="B9B3A6" w:sz="2"/>
+        </w:tblBorders>
+      </w:tblPr>
+      <w:tblGrid>
+        <w:gridCol w:w="1679"/>
+        <w:gridCol w:w="2519"/>
+        <w:gridCol w:w="4870"/>
+      </w:tblGrid>
+      <w:tr>
+        <w:trPr>
+          <w:tblHeader/>
+        </w:trPr>
+        <w:tc>
+          <w:tcPr>
+            <w:tcW w:type="dxa" w:w="1679"/>
+            <w:tcMar>
+              <w:top w:type="dxa" w:w="70"/>
+              <w:left w:type="dxa" w:w="130"/>
+              <w:bottom w:type="dxa" w:w="70"/>
+              <w:right w:type="dxa" w:w="130"/>
+            </w:tcMar>
+          </w:tcPr>
+          <w:p>
+            <w:pPr>
+              <w:spacing w:line="260"/>
+            </w:pPr>
+            <w:r>
+              <w:rPr>
+                <w:b/>
+                <w:bCs/>
+                <w:color w:val="1F3A5F"/>
+                <w:sz w:val="19"/>
+                <w:szCs w:val="19"/>
+              </w:rPr>
+              <w:t xml:space="preserve">Role</w:t>
+            </w:r>
+          </w:p>
+        </w:tc>
+        <w:tc>
+          <w:tcPr>
+            <w:tcW w:type="dxa" w:w="2519"/>
+            <w:tcMar>
+              <w:top w:type="dxa" w:w="70"/>
+              <w:left w:type="dxa" w:w="130"/>
+              <w:bottom w:type="dxa" w:w="70"/>
+              <w:right w:type="dxa" w:w="130"/>
+            </w:tcMar>
+          </w:tcPr>
+          <w:p>
+            <w:pPr>
+              <w:spacing w:line="260"/>
+            </w:pPr>
+            <w:r>
+              <w:rPr>
+                <w:b/>
+                <w:bCs/>
+                <w:color w:val="1F3A5F"/>
+                <w:sz w:val="19"/>
+                <w:szCs w:val="19"/>
+              </w:rPr>
+              <w:t xml:space="preserve">Who</w:t>
+            </w:r>
+          </w:p>
+        </w:tc>
+        <w:tc>
+          <w:tcPr>
+            <w:tcW w:type="dxa" w:w="4870"/>
+            <w:tcMar>
+              <w:top w:type="dxa" w:w="70"/>
+              <w:left w:type="dxa" w:w="130"/>
+              <w:bottom w:type="dxa" w:w="70"/>
+              <w:right w:type="dxa" w:w="130"/>
+            </w:tcMar>
+          </w:tcPr>
+          <w:p>
+            <w:pPr>
+              <w:spacing w:line="260"/>
+            </w:pPr>
+            <w:r>
+              <w:rPr>
+                <w:b/>
+                <w:bCs/>
+                <w:color w:val="1F3A5F"/>
+                <w:sz w:val="19"/>
+                <w:szCs w:val="19"/>
+              </w:rPr>
+              <w:t xml:space="preserve">What they do</w:t>
+            </w:r>
+          </w:p>
+        </w:tc>
+      </w:tr>
+      <w:tr>
+        <w:tc>
+          <w:tcPr>
+            <w:tcW w:type="dxa" w:w="1679"/>
+            <w:tcMar>
+              <w:top w:type="dxa" w:w="70"/>
+              <w:left w:type="dxa" w:w="130"/>
+              <w:bottom w:type="dxa" w:w="70"/>
+              <w:right w:type="dxa" w:w="130"/>
+            </w:tcMar>
+          </w:tcPr>
+          <w:p>
+            <w:pPr>
+              <w:spacing w:line="260"/>
+            </w:pPr>
+            <w:r>
+              <w:rPr>
+                <w:b/>
+                <w:bCs/>
+                <w:color w:val="7A3B69"/>
+                <w:sz w:val="19"/>
+                <w:szCs w:val="19"/>
+              </w:rPr>
+              <w:t xml:space="preserve">Moderation facilitator</w:t>
+            </w:r>
+          </w:p>
+        </w:tc>
+        <w:tc>
+          <w:tcPr>
+            <w:tcW w:type="dxa" w:w="2519"/>
+            <w:tcMar>
+              <w:top w:type="dxa" w:w="70"/>
+              <w:left w:type="dxa" w:w="130"/>
+              <w:bottom w:type="dxa" w:w="70"/>
+              <w:right w:type="dxa" w:w="130"/>
+            </w:tcMar>
+          </w:tcPr>
+          <w:p>
+            <w:pPr>
+              <w:spacing w:line="260"/>
+            </w:pPr>
+            <w:r>
+              <w:rPr>
+                <w:b w:val="false"/>
+                <w:bCs w:val="false"/>
+                <w:sz w:val="19"/>
+                <w:szCs w:val="19"/>
+              </w:rPr>
+              <w:t xml:space="preserve">An NRC master educator, for the facilitators they inducted and support.</w:t>
+            </w:r>
+          </w:p>
+        </w:tc>
+        <w:tc>
+          <w:tcPr>
+            <w:tcW w:type="dxa" w:w="4870"/>
+            <w:tcMar>
+              <w:top w:type="dxa" w:w="70"/>
+              <w:left w:type="dxa" w:w="130"/>
+              <w:bottom w:type="dxa" w:w="70"/>
+              <w:right w:type="dxa" w:w="130"/>
+            </w:tcMar>
+          </w:tcPr>
+          <w:p>
+            <w:pPr>
+              <w:spacing w:line="260"/>
+            </w:pPr>
+            <w:r>
+              <w:rPr>
+                <w:b w:val="false"/>
+                <w:bCs w:val="false"/>
+                <w:sz w:val="19"/>
+                <w:szCs w:val="19"/>
+              </w:rPr>
+              <w:t xml:space="preserve">Runs the session and holds the protocol: keeps each facilitator's level hidden until everyone has judged, makes every disagreement resolve against the descriptors, and keeps the moderation record. Judges blind alongside everyone else. Then brings one case from the session to Amala.</w:t>
+            </w:r>
+          </w:p>
+        </w:tc>
+      </w:tr>
+      <w:tr>
+        <w:tc>
+          <w:tcPr>
+            <w:tcW w:type="dxa" w:w="1679"/>
+            <w:tcMar>
+              <w:top w:type="dxa" w:w="70"/>
+              <w:left w:type="dxa" w:w="130"/>
+              <w:bottom w:type="dxa" w:w="70"/>
+              <w:right w:type="dxa" w:w="130"/>
+            </w:tcMar>
+          </w:tcPr>
+          <w:p>
+            <w:pPr>
+              <w:spacing w:line="260"/>
+            </w:pPr>
+            <w:r>
+              <w:rPr>
+                <w:b/>
+                <w:bCs/>
+                <w:color w:val="7A3B69"/>
+                <w:sz w:val="19"/>
+                <w:szCs w:val="19"/>
+              </w:rPr>
+              <w:t xml:space="preserve">Assessors</w:t>
+            </w:r>
+          </w:p>
+        </w:tc>
+        <w:tc>
+          <w:tcPr>
+            <w:tcW w:type="dxa" w:w="2519"/>
+            <w:tcMar>
+              <w:top w:type="dxa" w:w="70"/>
+              <w:left w:type="dxa" w:w="130"/>
+              <w:bottom w:type="dxa" w:w="70"/>
+              <w:right w:type="dxa" w:w="130"/>
+            </w:tcMar>
+          </w:tcPr>
+          <w:p>
+            <w:pPr>
+              <w:spacing w:line="260"/>
+            </w:pPr>
+            <w:r>
+              <w:rPr>
+                <w:b w:val="false"/>
+                <w:bCs w:val="false"/>
+                <w:sz w:val="19"/>
+                <w:szCs w:val="19"/>
+              </w:rPr>
+              <w:t xml:space="preserve">The facilitators - each one assesses the learners they teach and mentor.</w:t>
+            </w:r>
+          </w:p>
+        </w:tc>
+        <w:tc>
+          <w:tcPr>
+            <w:tcW w:type="dxa" w:w="4870"/>
+            <w:tcMar>
+              <w:top w:type="dxa" w:w="70"/>
+              <w:left w:type="dxa" w:w="130"/>
+              <w:bottom w:type="dxa" w:w="70"/>
+              <w:right w:type="dxa" w:w="130"/>
+            </w:tcMar>
+          </w:tcPr>
+          <w:p>
+            <w:pPr>
+              <w:spacing w:line="260"/>
+            </w:pPr>
+            <w:r>
+              <w:rPr>
+                <w:b w:val="false"/>
+                <w:bCs w:val="false"/>
+                <w:sz w:val="19"/>
+                <w:szCs w:val="19"/>
+              </w:rPr>
+              <w:t xml:space="preserve">Each brings one case and presents its evidence. Judges every other case blind, argues for their reading, and changes their mind when the scale says they should. Afterwards, rechecks their own judgements wherever a case was changed.</w:t>
+            </w:r>
+          </w:p>
+        </w:tc>
+      </w:tr>
+      <w:tr>
+        <w:tc>
+          <w:tcPr>
+            <w:tcW w:type="dxa" w:w="1679"/>
+            <w:tcMar>
+              <w:top w:type="dxa" w:w="70"/>
+              <w:left w:type="dxa" w:w="130"/>
+              <w:bottom w:type="dxa" w:w="70"/>
+              <w:right w:type="dxa" w:w="130"/>
+            </w:tcMar>
+          </w:tcPr>
+          <w:p>
+            <w:pPr>
+              <w:spacing w:line="260"/>
+            </w:pPr>
+            <w:r>
+              <w:rPr>
+                <w:b/>
+                <w:bCs/>
+                <w:color w:val="7A3B69"/>
+                <w:sz w:val="19"/>
+                <w:szCs w:val="19"/>
+              </w:rPr>
+              <w:t xml:space="preserve">Amala</w:t>
+            </w:r>
+          </w:p>
+        </w:tc>
+        <w:tc>
+          <w:tcPr>
+            <w:tcW w:type="dxa" w:w="2519"/>
+            <w:tcMar>
+              <w:top w:type="dxa" w:w="70"/>
+              <w:left w:type="dxa" w:w="130"/>
+              <w:bottom w:type="dxa" w:w="70"/>
+              <w:right w:type="dxa" w:w="130"/>
+            </w:tcMar>
+          </w:tcPr>
+          <w:p>
+            <w:pPr>
+              <w:spacing w:line="260"/>
+            </w:pPr>
+            <w:r>
+              <w:rPr>
+                <w:b w:val="false"/>
+                <w:bCs w:val="false"/>
+                <w:sz w:val="19"/>
+                <w:szCs w:val="19"/>
+              </w:rPr>
+              <w:t xml:space="preserve">Remote, by phone or video.</w:t>
+            </w:r>
+          </w:p>
+        </w:tc>
+        <w:tc>
+          <w:tcPr>
+            <w:tcW w:type="dxa" w:w="4870"/>
+            <w:tcMar>
+              <w:top w:type="dxa" w:w="70"/>
+              <w:left w:type="dxa" w:w="130"/>
+              <w:bottom w:type="dxa" w:w="70"/>
+              <w:right w:type="dxa" w:w="130"/>
+            </w:tcMar>
+          </w:tcPr>
+          <w:p>
+            <w:pPr>
+              <w:spacing w:line="260"/>
+            </w:pPr>
+            <w:r>
+              <w:rPr>
+                <w:b w:val="false"/>
+                <w:bCs w:val="false"/>
+                <w:sz w:val="19"/>
+                <w:szCs w:val="19"/>
+              </w:rPr>
+              <w:t xml:space="preserve">Moderates the moderators. Runs a case call with all the master educators after each round, using the same protocol, and checks that each of them is holding the standard. Does not regrade learners, and does not join the facilitators' sessions.</w:t>
+            </w:r>
+          </w:p>
+        </w:tc>
+      </w:tr>
+      <w:tr>
+        <w:tc>
+          <w:tcPr>
+            <w:tcW w:type="dxa" w:w="1679"/>
+            <w:tcMar>
+              <w:top w:type="dxa" w:w="70"/>
+              <w:left w:type="dxa" w:w="130"/>
+              <w:bottom w:type="dxa" w:w="70"/>
+              <w:right w:type="dxa" w:w="130"/>
+            </w:tcMar>
+          </w:tcPr>
+          <w:p>
+            <w:pPr>
+              <w:spacing w:line="260"/>
+            </w:pPr>
+            <w:r>
+              <w:rPr>
+                <w:b/>
+                <w:bCs/>
+                <w:color w:val="7A3B69"/>
+                <w:sz w:val="19"/>
+                <w:szCs w:val="19"/>
+              </w:rPr>
+              <w:t xml:space="preserve">Programme coordinator</w:t>
+            </w:r>
+          </w:p>
+        </w:tc>
+        <w:tc>
+          <w:tcPr>
+            <w:tcW w:type="dxa" w:w="2519"/>
+            <w:tcMar>
+              <w:top w:type="dxa" w:w="70"/>
+              <w:left w:type="dxa" w:w="130"/>
+              <w:bottom w:type="dxa" w:w="70"/>
+              <w:right w:type="dxa" w:w="130"/>
+            </w:tcMar>
+          </w:tcPr>
+          <w:p>
+            <w:pPr>
+              <w:spacing w:line="260"/>
+            </w:pPr>
+            <w:r>
+              <w:rPr>
+                <w:b w:val="false"/>
+                <w:bCs w:val="false"/>
+                <w:sz w:val="19"/>
+                <w:szCs w:val="19"/>
+              </w:rPr>
+              <w:t xml:space="preserve">NRC's coordinator.</w:t>
+            </w:r>
+          </w:p>
+        </w:tc>
+        <w:tc>
+          <w:tcPr>
+            <w:tcW w:type="dxa" w:w="4870"/>
+            <w:tcMar>
+              <w:top w:type="dxa" w:w="70"/>
+              <w:left w:type="dxa" w:w="130"/>
+              <w:bottom w:type="dxa" w:w="70"/>
+              <w:right w:type="dxa" w:w="130"/>
+            </w:tcMar>
+          </w:tcPr>
+          <w:p>
+            <w:pPr>
+              <w:spacing w:line="260"/>
+            </w:pPr>
+            <w:r>
+              <w:rPr>
+                <w:b w:val="false"/>
+                <w:bCs w:val="false"/>
+                <w:sz w:val="19"/>
+                <w:szCs w:val="19"/>
+              </w:rPr>
+              <w:t xml:space="preserve">Schedules the sessions and the Amala call inside each assessment window, makes sure every facilitator arrives with a case and every master educator's evidence reaches Amala ahead of the call, and holds results until every recheck is in.</w:t>
+            </w:r>
+          </w:p>
+        </w:tc>
+      </w:tr>
+    </w:tbl>
+    <w:tbl>
+      <w:tblPr>
+        <w:tblW w:type="pct" w:w="100%"/>
+        <w:tblBorders>
+          <w:top w:val="none"/>
+          <w:left w:val="single" w:color="6E7A2E" w:sz="18"/>
+          <w:bottom w:val="none"/>
+          <w:right w:val="none"/>
+          <w:insideH w:val="none"/>
+          <w:insideV w:val="none"/>
+        </w:tblBorders>
+      </w:tblPr>
+      <w:tblGrid>
+        <w:gridCol w:w="9070"/>
+      </w:tblGrid>
+      <w:tr>
+        <w:tc>
+          <w:tcPr>
+            <w:tcW w:type="dxa" w:w="9070"/>
+            <w:tcMar>
+              <w:top w:type="dxa" w:w="120"/>
+              <w:left w:type="dxa" w:w="200"/>
+              <w:bottom w:type="dxa" w:w="120"/>
+              <w:right w:type="dxa" w:w="140"/>
+            </w:tcMar>
+          </w:tcPr>
+          <w:p>
+            <w:pPr>
+              <w:spacing w:after="90"/>
+            </w:pPr>
+            <w:r>
+              <w:rPr>
+                <w:b/>
+                <w:bCs/>
+                <w:color w:val="6E7A2E"/>
+                <w:spacing w:val="24"/>
+                <w:sz w:val="17"/>
+                <w:szCs w:val="17"/>
+              </w:rPr>
+              <w:t xml:space="preserve">WHY ONE CASE EACH IS ENOUGH</w:t>
+            </w:r>
+          </w:p>
+          <w:p>
+            <w:pPr>
+              <w:spacing w:after="0" w:before="0" w:line="300"/>
+            </w:pPr>
+            <w:r>
+              <w:rPr>
+                <w:sz w:val="21"/>
+                <w:szCs w:val="21"/>
+              </w:rPr>
+              <w:t xml:space="preserve">One case each is a sample, not the whole cohort. What makes it count is the recheck. When a case is changed, the facilitator goes back through their other judgements in that competency and asks whether they applied the reading the group just corrected. Anything that moves is recorded with a reason, and the master educator sees the list before results are confirmed. The same rule runs one level up: when Amala changes a master educator's case, the master educator rechecks the decisions from their session that rested on the same reading.</w:t>
+            </w:r>
+          </w:p>
+        </w:tc>
+      </w:tr>
+    </w:tbl>
+    <w:p>
+      <w:pPr>
+        <w:spacing w:after="140" w:before="0" w:line="300"/>
+      </w:pPr>
+      <w:r>
+        <w:rPr>
+          <w:color w:val="5A6473"/>
+          <w:sz w:val="21"/>
+          <w:szCs w:val="21"/>
+        </w:rPr>
+        <w:t xml:space="preserve">The full process - the session protocol, the case call with Amala, and the records - is in the Moderation Guide, which your master educators work from.</w:t>
       </w:r>
     </w:p>
     <w:p>
@@ -4073,7 +4619,7 @@
           <w:sz w:val="22"/>
           <w:szCs w:val="22"/>
         </w:rPr>
-        <w:t xml:space="preserve">Week-6 and Week-12 assessment windows on the calendar; Week-6 support booked with Amala.</w:t>
+        <w:t xml:space="preserve">Week-6 and Week-12 assessment windows on the calendar, each with its moderation sessions and its Amala case call booked.</w:t>
       </w:r>
     </w:p>
     <w:p>
@@ -4141,7 +4687,7 @@
           <w:sz w:val="22"/>
           <w:szCs w:val="22"/>
         </w:rPr>
-        <w:t xml:space="preserve">Week-6 supported assessment run with Amala; findings fed back to educators.</w:t>
+        <w:t xml:space="preserve">Week-6 supported assessment and moderation run; every recheck in; findings fed back to educators.</w:t>
       </w:r>
     </w:p>
     <w:p>
@@ -4158,7 +4704,7 @@
           <w:sz w:val="22"/>
           <w:szCs w:val="22"/>
         </w:rPr>
-        <w:t xml:space="preserve">Week-12 final assessment collected; sample handed to Amala for moderation.</w:t>
+        <w:t xml:space="preserve">Week-12 final assessment and moderation run; every recheck in before results are confirmed and the readiness decision made.</w:t>
       </w:r>
     </w:p>
     <w:p>

--- a/public/downloads/lb-coxs-bazar-coordinator-guide.docx
+++ b/public/downloads/lb-coxs-bazar-coordinator-guide.docx
@@ -2555,7 +2555,7 @@
                 <w:sz w:val="19"/>
                 <w:szCs w:val="19"/>
               </w:rPr>
-              <w:t xml:space="preserve">Supported (formative) assessment. Educators make a first, provisional judgement of each learner against the Proficiency Scale. Then moderation: each master educator runs a session where every facilitator brings one case, and each master educator brings one case of their own to a call with Amala. This is a rehearsal and a checkpoint, not the final grade.</w:t>
+              <w:t xml:space="preserve">Supported (formative) assessment. Educators make a first, provisional judgement of each learner against the Proficiency Scale. Then moderation: master educators hold moderation discussions with educators, bring them to a session with Amala, and share what was learned before every learner is assessed. This is a rehearsal and a checkpoint, not the final grade.</w:t>
             </w:r>
           </w:p>
         </w:tc>
@@ -2767,7 +2767,7 @@
                 <w:sz w:val="19"/>
                 <w:szCs w:val="19"/>
               </w:rPr>
-              <w:t xml:space="preserve">Moderation, as at Week 6 - a session with the master educator, one case per facilitator, then each master educator’s case to Amala. Results are confirmed, and the readiness decision made, only once every recheck is in.</w:t>
+              <w:t xml:space="preserve">Moderation, as at Week 6 - moderation discussions with the master educators, then the session with Amala. Results are confirmed, and the readiness decision made, only once every change from moderation is on the learner’s record.</w:t>
             </w:r>
           </w:p>
         </w:tc>
@@ -2824,7 +2824,7 @@
                 <w:sz w:val="21"/>
                 <w:szCs w:val="21"/>
               </w:rPr>
-              <w:t xml:space="preserve">Week 6 - supported assessment: a first, provisional judgement, then moderation with the master educators, who each take a case to Amala. A checkpoint and a rehearsal.</w:t>
+              <w:t xml:space="preserve">Week 6 - supported assessment: a first set of judgements, moderated by the master educators and checked with Amala, then every learner assessed. A checkpoint and a rehearsal.</w:t>
             </w:r>
           </w:p>
           <w:p>
@@ -3287,7 +3287,7 @@
           <w:sz w:val="22"/>
           <w:szCs w:val="22"/>
         </w:rPr>
-        <w:t xml:space="preserve">Book both moderation rounds now: for Week 6 and for Week 12, a session for each master educator with their facilitators, and one call with Amala for all the master educators within a week of the sessions.</w:t>
+        <w:t xml:space="preserve">Set the dates for both assessment periods now, and for each one: when the first set of assessments is due, the window for moderation discussions, the moderation session with Amala, and when every learner must be assessed.</w:t>
       </w:r>
     </w:p>
     <w:p>
@@ -3304,7 +3304,7 @@
           <w:sz w:val="17"/>
           <w:szCs w:val="17"/>
         </w:rPr>
-        <w:t xml:space="preserve">AT WEEK 6, AND AGAIN AT WEEK 12</w:t>
+        <w:t xml:space="preserve">IN EACH ASSESSMENT PERIOD - WEEK 6, AND AGAIN AT WEEK 12</w:t>
       </w:r>
     </w:p>
     <w:p>
@@ -3321,7 +3321,7 @@
           <w:sz w:val="22"/>
           <w:szCs w:val="22"/>
         </w:rPr>
-        <w:t xml:space="preserve">Educators make their judgement of each learner in the two competencies against the Proficiency Scale, and complete the records.</w:t>
+        <w:t xml:space="preserve">1. A first set of assessments (every educator). Every educator assesses at least one learner in both competencies, on the Competency Assessment Record. Choose learners you know well and have good evidence for. These are the assessments the moderation discussions are drawn from.</w:t>
       </w:r>
     </w:p>
     <w:p>
@@ -3338,7 +3338,7 @@
           <w:sz w:val="22"/>
           <w:szCs w:val="22"/>
         </w:rPr>
-        <w:t xml:space="preserve">Check every facilitator arrives at moderation with ONE case - the judgement they were least sure of - on the case sheet in Part 9B of their guide, with the evidence.</w:t>
+        <w:t xml:space="preserve">2. Moderation discussions (master educators, with educators). For each learning centre, at least one moderation discussion per competency, each captured on the moderation template. Where you can, the second competency is discussed with a different educator and a different learner. In each one, one educator presents their case and the rationale for the level they awarded, then answers questions. These happen in person, at the learning centre, and are best done with the centre's other educators in the room, so everyone learns from it. Print the template and fill it in by hand if that is easier.</w:t>
       </w:r>
     </w:p>
     <w:p>
@@ -3355,7 +3355,7 @@
           <w:sz w:val="22"/>
           <w:szCs w:val="22"/>
         </w:rPr>
-        <w:t xml:space="preserve">Make sure each master educator’s photographed evidence and moderation record reach Amala at least two days before the call.</w:t>
+        <w:t xml:space="preserve">3. The moderation session with Amala (master educators, with a member of the amala education programmes team). An online session - a video call - with all the master educators together. Send your completed templates ahead (a clear photo of a handwritten template is fine), then bring them, and your understanding of each discussion, to the session. It is spent on the cases that teach the most, and on what every educator needs to hear.</w:t>
       </w:r>
     </w:p>
     <w:p>
@@ -3372,7 +3372,58 @@
           <w:sz w:val="22"/>
           <w:szCs w:val="22"/>
         </w:rPr>
-        <w:t xml:space="preserve">Collect the rechecks. Hold results until every recheck from the sessions and from the Amala call is in, then confirm them. At Week 12, that is when the readiness decision is made - not before.</w:t>
+        <w:t xml:space="preserve">4. Share the learning (master educators, with every educator). Soon after the Amala session, and before the rest of the learners are assessed, hold a short follow-up session with the educators at each centre, in person. Share what came out of the discussions and the Amala session, and practise it together. See "Making the most of the session with Amala".</w:t>
+      </w:r>
+    </w:p>
+    <w:p>
+      <w:pPr>
+        <w:pStyle w:val="ListParagraph"/>
+        <w:numPr>
+          <w:ilvl w:val="0"/>
+          <w:numId w:val="1"/>
+        </w:numPr>
+        <w:spacing w:after="80" w:line="300"/>
+      </w:pPr>
+      <w:r>
+        <w:rPr>
+          <w:sz w:val="22"/>
+          <w:szCs w:val="22"/>
+        </w:rPr>
+        <w:t xml:space="preserve">5. Every learner assessed (every educator). Assess every learner in both competencies. Talk each record through with the learner, in the language they understand best, give them the sheet with their level and their next step, and keep a copy or photo. If moderation changed your view of a learner you had already assessed, update their record first.</w:t>
+      </w:r>
+    </w:p>
+    <w:p>
+      <w:pPr>
+        <w:pStyle w:val="ListParagraph"/>
+        <w:numPr>
+          <w:ilvl w:val="0"/>
+          <w:numId w:val="1"/>
+        </w:numPr>
+        <w:spacing w:after="80" w:line="300"/>
+      </w:pPr>
+      <w:r>
+        <w:rPr>
+          <w:sz w:val="22"/>
+          <w:szCs w:val="22"/>
+        </w:rPr>
+        <w:t xml:space="preserve">Make sure the master educators’ completed moderation templates reach Amala at least two days before the session.</w:t>
+      </w:r>
+    </w:p>
+    <w:p>
+      <w:pPr>
+        <w:pStyle w:val="ListParagraph"/>
+        <w:numPr>
+          <w:ilvl w:val="0"/>
+          <w:numId w:val="1"/>
+        </w:numPr>
+        <w:spacing w:after="80" w:line="300"/>
+      </w:pPr>
+      <w:r>
+        <w:rPr>
+          <w:sz w:val="22"/>
+          <w:szCs w:val="22"/>
+        </w:rPr>
+        <w:t xml:space="preserve">Confirm results only when every learner has been assessed and every change from moderation is on their record. At Week 12, that is when the readiness decision is made - not before.</w:t>
       </w:r>
     </w:p>
     <w:p>
@@ -3435,7 +3486,7 @@
           <w:sz w:val="22"/>
           <w:szCs w:val="22"/>
         </w:rPr>
-        <w:t xml:space="preserve">A judgement is only fair if it is consistent: the same evidence should earn the same level whoever assessed it. Moderation is how this programme makes that true, and it is case-based. Each master educator runs a moderation session with the facilitators they look after. Every facilitator brings one case - one learner, one competency, one judgement, with the evidence behind it - and the group judges it blind against the Proficiency Scale before hearing the facilitator's level. Then each master educator brings one case of their own to Amala. That is how a standard Amala cannot hold in the room is still held.</w:t>
+        <w:t xml:space="preserve">A judgement is only fair if it is consistent: the same evidence should earn the same level whoever assessed it. Moderation is how this programme makes that true. In each assessment period, every educator makes a first set of assessments. Master educators then hold moderation discussions with educators - one assessment, of one learner, in one competency, talked through against the level descriptions - and capture each one on the moderation template. They bring the templates to a moderation session with Amala, take what they learn back to every educator, and only then are the rest of the learners assessed. The point is not to catch mistakes. It is to build a shared reading of the levels, early enough to change the assessments still to come.</w:t>
       </w:r>
     </w:p>
     <w:tbl>
@@ -3561,7 +3612,7 @@
                 <w:sz w:val="19"/>
                 <w:szCs w:val="19"/>
               </w:rPr>
-              <w:t xml:space="preserve">Moderation facilitator</w:t>
+              <w:t xml:space="preserve">Master educator</w:t>
             </w:r>
           </w:p>
         </w:tc>
@@ -3586,7 +3637,7 @@
                 <w:sz w:val="19"/>
                 <w:szCs w:val="19"/>
               </w:rPr>
-              <w:t xml:space="preserve">An NRC master educator, for the facilitators they inducted and support.</w:t>
+              <w:t xml:space="preserve">An NRC master educator, for the learning centres and educators they support.</w:t>
             </w:r>
           </w:p>
         </w:tc>
@@ -3611,7 +3662,7 @@
                 <w:sz w:val="19"/>
                 <w:szCs w:val="19"/>
               </w:rPr>
-              <w:t xml:space="preserve">Runs the session and holds the protocol: keeps each facilitator's level hidden until everyone has judged, makes every disagreement resolve against the descriptors, and keeps the moderation record. Judges blind alongside everyone else. Then brings one case from the session to Amala.</w:t>
+              <w:t xml:space="preserve">Makes sure every educator makes a first set of assessments. Holds at least one moderation discussion per competency for each learning centre, and captures each on the template. Brings the templates to the moderation session with Amala, then shares what was learned with every educator before the rest of the learners are assessed.</w:t>
             </w:r>
           </w:p>
         </w:tc>
@@ -3639,7 +3690,7 @@
                 <w:sz w:val="19"/>
                 <w:szCs w:val="19"/>
               </w:rPr>
-              <w:t xml:space="preserve">Assessors</w:t>
+              <w:t xml:space="preserve">Educators</w:t>
             </w:r>
           </w:p>
         </w:tc>
@@ -3664,7 +3715,7 @@
                 <w:sz w:val="19"/>
                 <w:szCs w:val="19"/>
               </w:rPr>
-              <w:t xml:space="preserve">The facilitators - each one assesses the learners they teach and mentor.</w:t>
+              <w:t xml:space="preserve">The educators who teach and mentor the learners, and assess them.</w:t>
             </w:r>
           </w:p>
         </w:tc>
@@ -3689,7 +3740,7 @@
                 <w:sz w:val="19"/>
                 <w:szCs w:val="19"/>
               </w:rPr>
-              <w:t xml:space="preserve">Each brings one case and presents its evidence. Judges every other case blind, argues for their reading, and changes their mind when the scale says they should. Afterwards, rechecks their own judgements wherever a case was changed.</w:t>
+              <w:t xml:space="preserve">Assess learners on the Competency Assessment Record, with "What Might You See or Hear?" beside them. Take part in moderation discussions - showing the evidence, explaining the judgement, and changing it when the level descriptions say they should. Then assess the rest of their learners with what was learned.</w:t>
             </w:r>
           </w:p>
         </w:tc>
@@ -3742,7 +3793,7 @@
                 <w:sz w:val="19"/>
                 <w:szCs w:val="19"/>
               </w:rPr>
-              <w:t xml:space="preserve">Remote, by phone or video.</w:t>
+              <w:t xml:space="preserve">A member of the Amala Education Programmes team, online.</w:t>
             </w:r>
           </w:p>
         </w:tc>
@@ -3767,7 +3818,7 @@
                 <w:sz w:val="19"/>
                 <w:szCs w:val="19"/>
               </w:rPr>
-              <w:t xml:space="preserve">Moderates the moderators. Runs a case call with all the master educators after each round, using the same protocol, and checks that each of them is holding the standard. Does not regrade learners, and does not join the facilitators' sessions.</w:t>
+              <w:t xml:space="preserve">Reads the completed templates ahead of the session, then runs a moderation session with the master educators: which cases would we place the same, which would we not, and what that means for every educator. Does not regrade learners, and does not join the discussions with educators.</w:t>
             </w:r>
           </w:p>
         </w:tc>
@@ -3845,7 +3896,7 @@
                 <w:sz w:val="19"/>
                 <w:szCs w:val="19"/>
               </w:rPr>
-              <w:t xml:space="preserve">Schedules the sessions and the Amala call inside each assessment window, makes sure every facilitator arrives with a case and every master educator's evidence reaches Amala ahead of the call, and holds results until every recheck is in.</w:t>
+              <w:t xml:space="preserve">Puts each assessment period, the moderation discussions and the Amala session in the calendar, makes sure templates reach Amala ahead of the session, and confirms results only when every learner has been assessed and every change from moderation is on their record.</w:t>
             </w:r>
           </w:p>
         </w:tc>
@@ -3890,7 +3941,7 @@
                 <w:sz w:val="17"/>
                 <w:szCs w:val="17"/>
               </w:rPr>
-              <w:t xml:space="preserve">WHY ONE CASE EACH IS ENOUGH</w:t>
+              <w:t xml:space="preserve">WHY A SAMPLE IS ENOUGH</w:t>
             </w:r>
           </w:p>
           <w:p>
@@ -3902,7 +3953,7 @@
                 <w:sz w:val="21"/>
                 <w:szCs w:val="21"/>
               </w:rPr>
-              <w:t xml:space="preserve">One case each is a sample, not the whole cohort. What makes it count is the recheck. When a case is changed, the facilitator goes back through their other judgements in that competency and asks whether they applied the reading the group just corrected. Anything that moves is recorded with a reason, and the master educator sees the list before results are confirmed. The same rule runs one level up: when Amala changes a master educator's case, the master educator rechecks the decisions from their session that rested on the same reading.</w:t>
+              <w:t xml:space="preserve">One discussion per competency per centre is a sample. What makes it count is what happens next: when a level changes, the educator checks every other learner they judged the same way, and what was learned is shared with every educator before the rest of the learners are assessed. The same runs one level up: when the Amala session reads a case differently, the master educator takes it back to the educator, and shares it with every educator.</w:t>
             </w:r>
           </w:p>
         </w:tc>
@@ -3918,7 +3969,7 @@
           <w:sz w:val="21"/>
           <w:szCs w:val="21"/>
         </w:rPr>
-        <w:t xml:space="preserve">The full process - the session protocol, the case call with Amala, and the records - is in the Moderation Guide, which your master educators work from.</w:t>
+        <w:t xml:space="preserve">The full process - choosing what to moderate, running a moderation discussion, the session with Amala, and the moderation template - is in the Moderation Guide, which your master educators work from.</w:t>
       </w:r>
     </w:p>
     <w:p>
@@ -4619,7 +4670,7 @@
           <w:sz w:val="22"/>
           <w:szCs w:val="22"/>
         </w:rPr>
-        <w:t xml:space="preserve">Week-6 and Week-12 assessment windows on the calendar, each with its moderation sessions and its Amala case call booked.</w:t>
+        <w:t xml:space="preserve">Week-6 and Week-12 assessment periods on the calendar, each with its moderation window and its session with Amala booked.</w:t>
       </w:r>
     </w:p>
     <w:p>
